--- a/barlow/finesst_submission/2_expertise_resources_NOT_anonymized/research_readiness_statement_v3.docx
+++ b/barlow/finesst_submission/2_expertise_resources_NOT_anonymized/research_readiness_statement_v3.docx
@@ -5,7 +5,7 @@
     <w:p>
       <w:r>
         <w:rPr>
-          <w:rFonts w:ascii="Calibri" w:hAnsi="Calibri"/>
+          <w:rFonts w:ascii="Times New Roman" w:hAnsi="Times New Roman"/>
           <w:b/>
           <w:i w:val="0"/>
           <w:sz w:val="36"/>
@@ -19,7 +19,7 @@
       </w:pPr>
       <w:r>
         <w:rPr>
-          <w:rFonts w:ascii="Calibri" w:hAnsi="Calibri"/>
+          <w:rFonts w:ascii="Times New Roman" w:hAnsi="Times New Roman"/>
           <w:b w:val="0"/>
           <w:i w:val="0"/>
         </w:rPr>
@@ -27,7 +27,7 @@
       </w:r>
       <w:r>
         <w:rPr>
-          <w:rFonts w:ascii="Calibri" w:hAnsi="Calibri"/>
+          <w:rFonts w:ascii="Times New Roman" w:hAnsi="Times New Roman"/>
           <w:b w:val="0"/>
           <w:i w:val="0"/>
         </w:rPr>
@@ -40,7 +40,7 @@
       </w:pPr>
       <w:r>
         <w:rPr>
-          <w:rFonts w:ascii="Calibri" w:hAnsi="Calibri"/>
+          <w:rFonts w:ascii="Times New Roman" w:hAnsi="Times New Roman"/>
           <w:b w:val="0"/>
           <w:i w:val="0"/>
         </w:rPr>
@@ -48,7 +48,7 @@
       </w:r>
       <w:r>
         <w:rPr>
-          <w:rFonts w:ascii="Calibri" w:hAnsi="Calibri"/>
+          <w:rFonts w:ascii="Times New Roman" w:hAnsi="Times New Roman"/>
           <w:b w:val="0"/>
           <w:i w:val="0"/>
         </w:rPr>
@@ -61,7 +61,7 @@
       </w:pPr>
       <w:r>
         <w:rPr>
-          <w:rFonts w:ascii="Calibri" w:hAnsi="Calibri"/>
+          <w:rFonts w:ascii="Times New Roman" w:hAnsi="Times New Roman"/>
           <w:b w:val="0"/>
           <w:i w:val="0"/>
         </w:rPr>
@@ -69,7 +69,7 @@
       </w:r>
       <w:r>
         <w:rPr>
-          <w:rFonts w:ascii="Calibri" w:hAnsi="Calibri"/>
+          <w:rFonts w:ascii="Times New Roman" w:hAnsi="Times New Roman"/>
           <w:b w:val="0"/>
           <w:i w:val="0"/>
         </w:rPr>
@@ -323,8 +323,8 @@
     <w:rPrDefault>
       <w:rPr>
         <w:rFonts w:asciiTheme="minorHAnsi" w:eastAsiaTheme="minorEastAsia" w:hAnsiTheme="minorHAnsi" w:cstheme="minorBidi"/>
-        <w:sz w:val="22"/>
-        <w:szCs w:val="22"/>
+        <w:sz w:val="24"/>
+        <w:szCs w:val="24"/>
         <w:lang w:val="en-US" w:eastAsia="en-US" w:bidi="ar-SA"/>
       </w:rPr>
     </w:rPrDefault>
@@ -478,7 +478,7 @@
     <w:qFormat/>
     <w:rsid w:val="00FC693F"/>
     <w:rPr>
-      <w:rFonts w:ascii="Calibri" w:hAnsi="Calibri"/>
+      <w:rFonts w:ascii="Times New Roman" w:hAnsi="Times New Roman"/>
       <w:sz w:val="21"/>
     </w:rPr>
   </w:style>
@@ -24012,7 +24012,7 @@
     </a:clrScheme>
     <a:fontScheme name="Office">
       <a:majorFont>
-        <a:latin typeface="Calibri"/>
+        <a:latin typeface="Times New Roman"/>
         <a:ea typeface=""/>
         <a:cs typeface=""/>
         <a:font script="Jpan" typeface="ＭＳ ゴシック"/>
@@ -24047,7 +24047,7 @@
         <a:font script="Geor" typeface="Sylfaen"/>
       </a:majorFont>
       <a:minorFont>
-        <a:latin typeface="Cambria"/>
+        <a:latin typeface="Times New Roman"/>
         <a:ea typeface=""/>
         <a:cs typeface=""/>
         <a:font script="Jpan" typeface="ＭＳ 明朝"/>

--- a/barlow/finesst_submission/2_expertise_resources_NOT_anonymized/research_readiness_statement_v3.docx
+++ b/barlow/finesst_submission/2_expertise_resources_NOT_anonymized/research_readiness_statement_v3.docx
@@ -73,7 +73,7 @@
           <w:b w:val="0"/>
           <w:i w:val="0"/>
         </w:rPr>
-        <w:t xml:space="preserve"> The FI independently designed and built an end-to-end airborne-lidar terrain-analysis pipeline on the Appalachian Plateau — point-cloud processing (PDAL), bare-earth derivative generation (GDAL/WhiteboxTools), hand-labeled training-set construction (QGIS), U-Net and instance-segmentation model training (PyTorch), and DEM-of-Difference change analysis with ICP co-registration and NMAD-based uncertainty — an independent research project that exercises the methods used in the proposed work. Additional relevant experience includes InSAR-based DEM generation and accuracy assessment against lidar references; five years as an Environmental Scientist at the Utah Division of Oil, Gas &amp; Mining (geospatial data analysis and Python automation); prior work as an Earth Scientist at Chevron; a graduate teaching assistantship at Brigham Young University; and a Python Programming course (The Tech Academy, 2024).</w:t>
+        <w:t xml:space="preserve"> The FI independently designed and built an end-to-end airborne-LiDAR terrain-analysis pipeline on the Appalachian Plateau — point-cloud processing (PDAL), bare-earth derivative generation (GDAL/WhiteboxTools), hand-labeled training-set construction (QGIS), U-Net and instance-segmentation model training (PyTorch), and DEM-of-Difference change analysis with ICP co-registration and NMAD-based uncertainty — an independent research project that exercises the methods used in the proposed work. Additional relevant experience includes InSAR-based DEM generation and accuracy assessment against LiDAR references; five years as an Environmental Scientist at the Utah Division of Oil, Gas &amp; Mining (geospatial data analysis and Python automation); prior work as an Earth Scientist at Chevron; a graduate teaching assistantship at Brigham Young University; and a Python Programming course (The Tech Academy, 2024).</w:t>
       </w:r>
     </w:p>
     <w:sectPr>
